--- a/assets/CV_Timotius_William_Wuisang.docx
+++ b/assets/CV_Timotius_William_Wuisang.docx
@@ -4,161 +4,123 @@
   <w:body>
     <w:p>
       <w:pPr>
-        <w:spacing w:after="0"/>
         <w:jc w:val="center"/>
         <w:rPr>
-          <w:rFonts w:ascii="Times New Roman" w:hAnsi="Times New Roman" w:cs="Times New Roman"/>
+          <w:sz w:val="18"/>
+          <w:szCs w:val="24"/>
         </w:rPr>
       </w:pPr>
       <w:r>
         <w:rPr>
-          <w:rFonts w:ascii="Times New Roman" w:hAnsi="Times New Roman" w:cs="Times New Roman"/>
           <w:b/>
-          <w:sz w:val="32"/>
+          <w:sz w:val="36"/>
+          <w:szCs w:val="24"/>
         </w:rPr>
         <w:t>TIMOTIUS WILLIAM WUISANG</w:t>
       </w:r>
     </w:p>
     <w:p>
       <w:pPr>
+        <w:spacing w:after="6"/>
         <w:jc w:val="center"/>
         <w:rPr>
-          <w:rFonts w:ascii="Times New Roman" w:hAnsi="Times New Roman" w:cs="Times New Roman"/>
+          <w:sz w:val="18"/>
+          <w:szCs w:val="24"/>
         </w:rPr>
       </w:pPr>
       <w:r>
         <w:rPr>
-          <w:rFonts w:ascii="Times New Roman" w:hAnsi="Times New Roman" w:cs="Times New Roman"/>
           <w:color w:val="2563EB"/>
+          <w:sz w:val="18"/>
+          <w:szCs w:val="24"/>
         </w:rPr>
-        <w:t xml:space="preserve">Engineering Physics </w:t>
-      </w:r>
-      <w:r>
-        <w:rPr>
-          <w:rFonts w:ascii="Times New Roman" w:hAnsi="Times New Roman" w:cs="Times New Roman"/>
-          <w:color w:val="2563EB"/>
-        </w:rPr>
-        <w:t>Fresh Graduate</w:t>
-      </w:r>
-      <w:r>
-        <w:rPr>
-          <w:rFonts w:ascii="Times New Roman" w:hAnsi="Times New Roman" w:cs="Times New Roman"/>
-          <w:color w:val="2563EB"/>
-        </w:rPr>
-        <w:t xml:space="preserve"> | Research Assistant | </w:t>
-      </w:r>
-      <w:r>
-        <w:rPr>
-          <w:rFonts w:ascii="Times New Roman" w:hAnsi="Times New Roman" w:cs="Times New Roman"/>
-          <w:color w:val="2563EB"/>
-        </w:rPr>
-        <w:t xml:space="preserve">R&amp;D, </w:t>
-      </w:r>
-      <w:r>
-        <w:rPr>
-          <w:rFonts w:ascii="Times New Roman" w:hAnsi="Times New Roman" w:cs="Times New Roman"/>
-          <w:color w:val="2563EB"/>
-        </w:rPr>
-        <w:t>Data</w:t>
-      </w:r>
-      <w:r>
-        <w:rPr>
-          <w:rFonts w:ascii="Times New Roman" w:hAnsi="Times New Roman" w:cs="Times New Roman"/>
-          <w:color w:val="2563EB"/>
-        </w:rPr>
-        <w:t xml:space="preserve"> </w:t>
-      </w:r>
-      <w:r>
-        <w:rPr>
-          <w:rFonts w:ascii="Times New Roman" w:hAnsi="Times New Roman" w:cs="Times New Roman"/>
-          <w:color w:val="2563EB"/>
-        </w:rPr>
-        <w:t xml:space="preserve">&amp; Analytics, </w:t>
-      </w:r>
-      <w:r>
-        <w:rPr>
-          <w:rFonts w:ascii="Times New Roman" w:hAnsi="Times New Roman" w:cs="Times New Roman"/>
-          <w:color w:val="2563EB"/>
-        </w:rPr>
-        <w:t xml:space="preserve">IoT </w:t>
-      </w:r>
-      <w:r>
-        <w:rPr>
-          <w:rFonts w:ascii="Times New Roman" w:hAnsi="Times New Roman" w:cs="Times New Roman"/>
-          <w:color w:val="2563EB"/>
-        </w:rPr>
-        <w:t xml:space="preserve">Automation </w:t>
-      </w:r>
-      <w:r>
-        <w:rPr>
-          <w:rFonts w:ascii="Times New Roman" w:hAnsi="Times New Roman" w:cs="Times New Roman"/>
-          <w:color w:val="2563EB"/>
-        </w:rPr>
-        <w:t>&amp; Building Physics Enthusiast</w:t>
+        <w:t>Engineering Physics Fresh Graduate | R&amp;D &amp; Experimental Research | Data Analytics | IoT &amp; Instrumentation | Building &amp; Energy Systems</w:t>
       </w:r>
     </w:p>
     <w:p>
       <w:pPr>
-        <w:spacing w:after="60"/>
+        <w:spacing w:after="20"/>
         <w:jc w:val="center"/>
         <w:rPr>
-          <w:rFonts w:ascii="Times New Roman" w:hAnsi="Times New Roman" w:cs="Times New Roman"/>
+          <w:sz w:val="18"/>
+          <w:szCs w:val="24"/>
         </w:rPr>
       </w:pPr>
       <w:r>
         <w:rPr>
-          <w:rFonts w:ascii="Times New Roman" w:hAnsi="Times New Roman" w:cs="Times New Roman"/>
           <w:color w:val="4B5563"/>
-          <w:sz w:val="17"/>
+          <w:sz w:val="18"/>
+          <w:szCs w:val="24"/>
         </w:rPr>
         <w:t xml:space="preserve">Indonesia | +62 818 111 772 | </w:t>
       </w:r>
-      <w:hyperlink r:id="rId6" w:history="1">
+      <w:hyperlink r:id="rId6">
         <w:r>
           <w:rPr>
-            <w:rStyle w:val="Hyperlink"/>
-            <w:rFonts w:ascii="Times New Roman" w:hAnsi="Times New Roman" w:cs="Times New Roman"/>
-            <w:sz w:val="17"/>
+            <w:color w:val="2563EB"/>
+            <w:sz w:val="18"/>
+            <w:szCs w:val="24"/>
+            <w:u w:val="single"/>
           </w:rPr>
           <w:t>timotiuswilliam2005@gmail.com</w:t>
         </w:r>
       </w:hyperlink>
       <w:r>
         <w:rPr>
-          <w:rFonts w:ascii="Times New Roman" w:hAnsi="Times New Roman" w:cs="Times New Roman"/>
           <w:color w:val="4B5563"/>
-          <w:sz w:val="17"/>
+          <w:sz w:val="18"/>
+          <w:szCs w:val="24"/>
         </w:rPr>
         <w:t xml:space="preserve"> | </w:t>
       </w:r>
-      <w:hyperlink r:id="rId7" w:history="1">
+      <w:hyperlink r:id="rId7">
         <w:r>
           <w:rPr>
-            <w:rStyle w:val="Hyperlink"/>
-            <w:rFonts w:ascii="Times New Roman" w:hAnsi="Times New Roman" w:cs="Times New Roman"/>
-            <w:sz w:val="17"/>
+            <w:color w:val="2563EB"/>
+            <w:sz w:val="18"/>
+            <w:szCs w:val="24"/>
+            <w:u w:val="single"/>
           </w:rPr>
-          <w:t>Timotius William Wuisang | LinkedIn</w:t>
+          <w:t>LinkedIn</w:t>
+        </w:r>
+      </w:hyperlink>
+      <w:r>
+        <w:rPr>
+          <w:color w:val="4B5563"/>
+          <w:sz w:val="18"/>
+          <w:szCs w:val="24"/>
+        </w:rPr>
+        <w:t xml:space="preserve"> | </w:t>
+      </w:r>
+      <w:hyperlink r:id="rId8">
+        <w:r>
+          <w:rPr>
+            <w:color w:val="2563EB"/>
+            <w:sz w:val="18"/>
+            <w:szCs w:val="24"/>
+            <w:u w:val="single"/>
+          </w:rPr>
+          <w:t>Portfolio</w:t>
         </w:r>
       </w:hyperlink>
     </w:p>
     <w:p>
       <w:pPr>
-        <w:keepNext/>
         <w:pBdr>
-          <w:bottom w:val="single" w:sz="6" w:space="2" w:color="D9E2F3"/>
+          <w:bottom w:val="single" w:sz="5" w:space="1" w:color="CBD5E1"/>
         </w:pBdr>
-        <w:spacing w:before="120" w:after="40"/>
+        <w:spacing w:before="56" w:after="16"/>
         <w:rPr>
-          <w:rFonts w:ascii="Times New Roman" w:hAnsi="Times New Roman" w:cs="Times New Roman"/>
+          <w:sz w:val="18"/>
+          <w:szCs w:val="24"/>
         </w:rPr>
       </w:pPr>
       <w:r>
         <w:rPr>
-          <w:rFonts w:ascii="Times New Roman" w:hAnsi="Times New Roman" w:cs="Times New Roman"/>
           <w:b/>
           <w:color w:val="2563EB"/>
-          <w:sz w:val="19"/>
+          <w:sz w:val="20"/>
+          <w:szCs w:val="24"/>
         </w:rPr>
         <w:t>PROFESSIONAL SUMMARY</w:t>
       </w:r>
@@ -166,87 +128,85 @@
     <w:p>
       <w:pPr>
         <w:rPr>
-          <w:rFonts w:ascii="Times New Roman" w:hAnsi="Times New Roman" w:cs="Times New Roman"/>
+          <w:sz w:val="18"/>
+          <w:szCs w:val="24"/>
         </w:rPr>
       </w:pPr>
       <w:r>
         <w:rPr>
-          <w:rFonts w:ascii="Times New Roman" w:hAnsi="Times New Roman" w:cs="Times New Roman"/>
-          <w:sz w:val="17"/>
+          <w:sz w:val="18"/>
+          <w:szCs w:val="24"/>
         </w:rPr>
-        <w:t xml:space="preserve">Engineering Physics </w:t>
+        <w:t xml:space="preserve">Engineering Physics fresh graduate from Universitas Gadjah Mada (GPA 3.57/4.00) with hands-on experience in materials R&amp;D, IoT-based building systems, Python data analysis, instrumentation, and technical education. Evaluated thermochromic transparent wood across 3 coating concentrations and 4 key performance metrics, developed an automated ventilation concept in an industrial R&amp;D environment, and built a machine-learning workflow achieving 69% classification accuracy. Experienced in translating experiments </w:t>
       </w:r>
       <w:r>
         <w:rPr>
-          <w:rFonts w:ascii="Times New Roman" w:hAnsi="Times New Roman" w:cs="Times New Roman"/>
-          <w:sz w:val="17"/>
+          <w:sz w:val="18"/>
+          <w:szCs w:val="24"/>
         </w:rPr>
-        <w:t>fresh graduate from</w:t>
-      </w:r>
-      <w:r>
-        <w:rPr>
-          <w:rFonts w:ascii="Times New Roman" w:hAnsi="Times New Roman" w:cs="Times New Roman"/>
-          <w:sz w:val="17"/>
-        </w:rPr>
-        <w:t xml:space="preserve"> Universitas Gadjah Mada with experience in research support, Python-based data analysis, basic informatics teaching, and IoT-oriented engineering concept design. Interested in R&amp;D, building physics and energy efficiency, AI/data science, instrumentation, and applied engineering projects.</w:t>
+        <w:t>and quantitative data into structured technical documentation, recommendations, and presentations.</w:t>
       </w:r>
     </w:p>
     <w:p>
       <w:pPr>
-        <w:keepNext/>
         <w:pBdr>
-          <w:bottom w:val="single" w:sz="6" w:space="2" w:color="D9E2F3"/>
+          <w:bottom w:val="single" w:sz="5" w:space="1" w:color="CBD5E1"/>
         </w:pBdr>
-        <w:spacing w:before="120" w:after="40"/>
+        <w:spacing w:before="56" w:after="16"/>
         <w:rPr>
-          <w:rFonts w:ascii="Times New Roman" w:hAnsi="Times New Roman" w:cs="Times New Roman"/>
+          <w:sz w:val="18"/>
+          <w:szCs w:val="24"/>
         </w:rPr>
       </w:pPr>
       <w:r>
         <w:rPr>
-          <w:rFonts w:ascii="Times New Roman" w:hAnsi="Times New Roman" w:cs="Times New Roman"/>
           <w:b/>
           <w:color w:val="2563EB"/>
-          <w:sz w:val="19"/>
+          <w:sz w:val="20"/>
+          <w:szCs w:val="24"/>
         </w:rPr>
         <w:t>EDUCATION</w:t>
       </w:r>
     </w:p>
     <w:p>
       <w:pPr>
-        <w:keepNext/>
         <w:tabs>
-          <w:tab w:val="left" w:pos="9356"/>
+          <w:tab w:val="right" w:pos="10742"/>
         </w:tabs>
-        <w:spacing w:before="40" w:after="0"/>
+        <w:spacing w:before="24"/>
         <w:rPr>
-          <w:rFonts w:ascii="Times New Roman" w:hAnsi="Times New Roman" w:cs="Times New Roman"/>
+          <w:sz w:val="18"/>
+          <w:szCs w:val="24"/>
         </w:rPr>
       </w:pPr>
       <w:r>
         <w:rPr>
-          <w:rFonts w:ascii="Times New Roman" w:hAnsi="Times New Roman" w:cs="Times New Roman"/>
           <w:b/>
+          <w:sz w:val="18"/>
+          <w:szCs w:val="24"/>
         </w:rPr>
         <w:t>Bachelor of Engineering in Engineering Physics</w:t>
       </w:r>
       <w:r>
         <w:rPr>
-          <w:rFonts w:ascii="Times New Roman" w:hAnsi="Times New Roman" w:cs="Times New Roman"/>
+          <w:sz w:val="18"/>
+          <w:szCs w:val="24"/>
         </w:rPr>
         <w:t xml:space="preserve"> | Universitas Gadjah Mada</w:t>
       </w:r>
       <w:r>
         <w:rPr>
-          <w:rFonts w:ascii="Times New Roman" w:hAnsi="Times New Roman" w:cs="Times New Roman"/>
           <w:color w:val="4B5563"/>
+          <w:sz w:val="18"/>
+          <w:szCs w:val="24"/>
         </w:rPr>
         <w:t xml:space="preserve"> | Yogyakarta</w:t>
       </w:r>
       <w:r>
         <w:rPr>
-          <w:rFonts w:ascii="Times New Roman" w:hAnsi="Times New Roman" w:cs="Times New Roman"/>
           <w:color w:val="4B5563"/>
+          <w:sz w:val="18"/>
+          <w:szCs w:val="24"/>
         </w:rPr>
         <w:tab/>
         <w:t>2022 - 2026</w:t>
@@ -255,888 +215,818 @@
     <w:p>
       <w:pPr>
         <w:pStyle w:val="ListBullet"/>
-        <w:ind w:left="288" w:hanging="173"/>
+        <w:keepLines/>
         <w:rPr>
-          <w:rFonts w:ascii="Times New Roman" w:hAnsi="Times New Roman" w:cs="Times New Roman"/>
+          <w:sz w:val="18"/>
+          <w:szCs w:val="24"/>
         </w:rPr>
       </w:pPr>
       <w:r>
         <w:rPr>
-          <w:rFonts w:ascii="Times New Roman" w:hAnsi="Times New Roman" w:cs="Times New Roman"/>
+          <w:sz w:val="18"/>
+          <w:szCs w:val="24"/>
         </w:rPr>
-        <w:t>GPA: 3.5</w:t>
+        <w:t>GPA: 3.57/4.00 | Focus areas: building physics &amp; energy efficiency, instrumentation &amp; control, data analytics, IoT/embedded systems, and material characterization.</w:t>
+      </w:r>
+    </w:p>
+    <w:p>
+      <w:pPr>
+        <w:pBdr>
+          <w:bottom w:val="single" w:sz="5" w:space="1" w:color="CBD5E1"/>
+        </w:pBdr>
+        <w:spacing w:before="56" w:after="16"/>
+        <w:rPr>
+          <w:sz w:val="18"/>
+          <w:szCs w:val="24"/>
+        </w:rPr>
+      </w:pPr>
+      <w:r>
+        <w:rPr>
+          <w:b/>
+          <w:color w:val="2563EB"/>
+          <w:sz w:val="20"/>
+          <w:szCs w:val="24"/>
+        </w:rPr>
+        <w:t>RELEVANT EXPERIENCE</w:t>
+      </w:r>
+    </w:p>
+    <w:p>
+      <w:pPr>
+        <w:tabs>
+          <w:tab w:val="right" w:pos="10742"/>
+        </w:tabs>
+        <w:spacing w:before="24"/>
+        <w:rPr>
+          <w:sz w:val="18"/>
+          <w:szCs w:val="24"/>
+        </w:rPr>
+      </w:pPr>
+      <w:r>
+        <w:rPr>
+          <w:b/>
+          <w:sz w:val="18"/>
+          <w:szCs w:val="24"/>
+        </w:rPr>
+        <w:t>Research Assistant - Thermochromic Transparent Wood Project</w:t>
       </w:r>
       <w:r>
         <w:rPr>
-          <w:rFonts w:ascii="Times New Roman" w:hAnsi="Times New Roman" w:cs="Times New Roman"/>
+          <w:sz w:val="18"/>
+          <w:szCs w:val="24"/>
         </w:rPr>
-        <w:t>7</w:t>
+        <w:t xml:space="preserve"> | Universitas Gadjah Mada</w:t>
       </w:r>
       <w:r>
         <w:rPr>
-          <w:rFonts w:ascii="Times New Roman" w:hAnsi="Times New Roman" w:cs="Times New Roman"/>
+          <w:color w:val="4B5563"/>
+          <w:sz w:val="18"/>
+          <w:szCs w:val="24"/>
         </w:rPr>
-        <w:t>/4.00</w:t>
+        <w:t xml:space="preserve"> | Yogyakarta</w:t>
+      </w:r>
+      <w:r>
+        <w:rPr>
+          <w:color w:val="4B5563"/>
+          <w:sz w:val="18"/>
+          <w:szCs w:val="24"/>
+        </w:rPr>
+        <w:tab/>
+        <w:t>Feb - Jul 2026</w:t>
       </w:r>
     </w:p>
     <w:p>
       <w:pPr>
         <w:pStyle w:val="ListBullet"/>
-        <w:ind w:left="288" w:hanging="173"/>
+        <w:keepLines/>
         <w:rPr>
-          <w:rFonts w:ascii="Times New Roman" w:hAnsi="Times New Roman" w:cs="Times New Roman"/>
+          <w:sz w:val="18"/>
+          <w:szCs w:val="24"/>
         </w:rPr>
       </w:pPr>
       <w:r>
         <w:rPr>
-          <w:rFonts w:ascii="Times New Roman" w:hAnsi="Times New Roman" w:cs="Times New Roman"/>
+          <w:sz w:val="18"/>
+          <w:szCs w:val="24"/>
         </w:rPr>
-        <w:t>Relevant interests: building physics, energy efficiency, AI/data science, IoT, instrumentation, and material characterization.</w:t>
+        <w:t>Executed multi-stage materials research from delignification and polymer impregnation through polyurethane/thermochromic preparation and spray coating across 3 pigment concentrations (5%, 10%, and 15%).</w:t>
       </w:r>
     </w:p>
     <w:p>
       <w:pPr>
-        <w:keepNext/>
-        <w:pBdr>
-          <w:bottom w:val="single" w:sz="6" w:space="2" w:color="D9E2F3"/>
-        </w:pBdr>
-        <w:spacing w:before="120" w:after="40"/>
+        <w:pStyle w:val="ListBullet"/>
+        <w:keepLines/>
         <w:rPr>
-          <w:rFonts w:ascii="Times New Roman" w:hAnsi="Times New Roman" w:cs="Times New Roman"/>
+          <w:sz w:val="18"/>
+          <w:szCs w:val="24"/>
         </w:rPr>
       </w:pPr>
       <w:r>
         <w:rPr>
-          <w:rFonts w:ascii="Times New Roman" w:hAnsi="Times New Roman" w:cs="Times New Roman"/>
-          <w:b/>
-          <w:color w:val="2563EB"/>
-          <w:sz w:val="19"/>
+          <w:sz w:val="18"/>
+          <w:szCs w:val="24"/>
         </w:rPr>
-        <w:t>EXPERIENCE</w:t>
+        <w:t>Characterized 4 key performance areas - CIELAB color response, luminous transmittance, response time, and thermal conductivity - and analyzed repeated measurements to compare formulation trade-offs.</w:t>
       </w:r>
     </w:p>
     <w:p>
       <w:pPr>
-        <w:keepNext/>
-        <w:tabs>
-          <w:tab w:val="left" w:pos="9214"/>
-        </w:tabs>
-        <w:spacing w:before="40" w:after="0"/>
+        <w:pStyle w:val="ListBullet"/>
+        <w:keepLines/>
         <w:rPr>
-          <w:rFonts w:ascii="Times New Roman" w:hAnsi="Times New Roman" w:cs="Times New Roman"/>
+          <w:sz w:val="18"/>
+          <w:szCs w:val="24"/>
         </w:rPr>
       </w:pPr>
       <w:r>
         <w:rPr>
-          <w:rFonts w:ascii="Times New Roman" w:hAnsi="Times New Roman" w:cs="Times New Roman"/>
+          <w:sz w:val="18"/>
+          <w:szCs w:val="24"/>
+        </w:rPr>
+        <w:t>Quantified response-time trends of 286.81 +/- 18.28 s (5%), 332.40 +/- 4.95 s (10%), and 343.00 +/- 2.83 s (15%); analysis supported 10% as the most balanced formulation for visible color response and optical/thermal performance.</w:t>
+      </w:r>
+    </w:p>
+    <w:p>
+      <w:pPr>
+        <w:pStyle w:val="ListBullet"/>
+        <w:keepLines/>
+        <w:rPr>
+          <w:sz w:val="18"/>
+          <w:szCs w:val="24"/>
+        </w:rPr>
+      </w:pPr>
+      <w:r>
+        <w:rPr>
+          <w:sz w:val="18"/>
+          <w:szCs w:val="24"/>
+        </w:rPr>
+        <w:t>Prepared literature reviews, technical documentation, data visualizations, and research summaries to support evaluation and reporting.</w:t>
+      </w:r>
+    </w:p>
+    <w:p>
+      <w:pPr>
+        <w:tabs>
+          <w:tab w:val="right" w:pos="10742"/>
+        </w:tabs>
+        <w:spacing w:before="24"/>
+        <w:rPr>
+          <w:sz w:val="18"/>
+          <w:szCs w:val="24"/>
+        </w:rPr>
+      </w:pPr>
+      <w:r>
+        <w:rPr>
           <w:b/>
+          <w:sz w:val="18"/>
+          <w:szCs w:val="24"/>
         </w:rPr>
-        <w:t>Research Assistant - Thermochromic Transparent Wood Project</w:t>
+        <w:t>Research Engineer Intern - Research Division</w:t>
       </w:r>
       <w:r>
         <w:rPr>
-          <w:rFonts w:ascii="Times New Roman" w:hAnsi="Times New Roman" w:cs="Times New Roman"/>
+          <w:sz w:val="18"/>
+          <w:szCs w:val="24"/>
         </w:rPr>
-        <w:t xml:space="preserve"> | UGM</w:t>
+        <w:t xml:space="preserve"> | YKK AP R&amp;D Center Indonesia</w:t>
       </w:r>
       <w:r>
         <w:rPr>
-          <w:rFonts w:ascii="Times New Roman" w:hAnsi="Times New Roman" w:cs="Times New Roman"/>
           <w:color w:val="4B5563"/>
+          <w:sz w:val="18"/>
+          <w:szCs w:val="24"/>
+        </w:rPr>
+        <w:t xml:space="preserve"> | Tangerang</w:t>
+      </w:r>
+      <w:r>
+        <w:rPr>
+          <w:color w:val="4B5563"/>
+          <w:sz w:val="18"/>
+          <w:szCs w:val="24"/>
+        </w:rPr>
+        <w:tab/>
+        <w:t>Dec 2024 - Jan 2025</w:t>
+      </w:r>
+    </w:p>
+    <w:p>
+      <w:pPr>
+        <w:pStyle w:val="ListBullet"/>
+        <w:keepLines/>
+        <w:rPr>
+          <w:sz w:val="18"/>
+          <w:szCs w:val="24"/>
+        </w:rPr>
+      </w:pPr>
+      <w:r>
+        <w:rPr>
+          <w:sz w:val="18"/>
+          <w:szCs w:val="24"/>
+        </w:rPr>
+        <w:t xml:space="preserve">Developed and tested a preliminary IoT-based automated window-ventilation concept integrating environmental sensors, microcontroller/RTC control, and </w:t>
+      </w:r>
+      <w:r>
+        <w:rPr>
+          <w:sz w:val="18"/>
+          <w:szCs w:val="24"/>
+        </w:rPr>
+        <w:t>actuator to support passive-building strategies.</w:t>
+      </w:r>
+    </w:p>
+    <w:p>
+      <w:pPr>
+        <w:pStyle w:val="ListBullet"/>
+        <w:keepLines/>
+        <w:rPr>
+          <w:sz w:val="18"/>
+          <w:szCs w:val="24"/>
+        </w:rPr>
+      </w:pPr>
+      <w:r>
+        <w:rPr>
+          <w:sz w:val="18"/>
+          <w:szCs w:val="24"/>
+        </w:rPr>
+        <w:t>Implemented time- and temperature-based control logic, including a night-ventilation operating window of 18:00-06:00, and analyzed indoor/outdoor environmental measurements to evaluate thermal-condition changes.</w:t>
+      </w:r>
+    </w:p>
+    <w:p>
+      <w:pPr>
+        <w:pStyle w:val="ListBullet"/>
+        <w:keepLines/>
+        <w:rPr>
+          <w:sz w:val="18"/>
+          <w:szCs w:val="24"/>
+        </w:rPr>
+      </w:pPr>
+      <w:r>
+        <w:rPr>
+          <w:sz w:val="18"/>
+          <w:szCs w:val="24"/>
+        </w:rPr>
+        <w:t>Collaborated in industrial R&amp;D discussions and co-authored a research proposal, translating experimental findings into practical engineering recommendations for building energy efficiency.</w:t>
+      </w:r>
+    </w:p>
+    <w:p>
+      <w:pPr>
+        <w:tabs>
+          <w:tab w:val="right" w:pos="10742"/>
+        </w:tabs>
+        <w:spacing w:before="24"/>
+        <w:rPr>
+          <w:sz w:val="18"/>
+          <w:szCs w:val="24"/>
+        </w:rPr>
+      </w:pPr>
+      <w:r>
+        <w:rPr>
+          <w:b/>
+          <w:sz w:val="18"/>
+          <w:szCs w:val="24"/>
+        </w:rPr>
+        <w:t>Online Mathematics Tutor</w:t>
+      </w:r>
+      <w:r>
+        <w:rPr>
+          <w:sz w:val="18"/>
+          <w:szCs w:val="24"/>
+        </w:rPr>
+        <w:t xml:space="preserve"> | Independent / Self-Employed</w:t>
+      </w:r>
+      <w:r>
+        <w:rPr>
+          <w:color w:val="4B5563"/>
+          <w:sz w:val="18"/>
+          <w:szCs w:val="24"/>
+        </w:rPr>
+        <w:t xml:space="preserve"> | Remote</w:t>
+      </w:r>
+      <w:r>
+        <w:rPr>
+          <w:color w:val="4B5563"/>
+          <w:sz w:val="18"/>
+          <w:szCs w:val="24"/>
+        </w:rPr>
+        <w:tab/>
+        <w:t>Sep 2025 - Present</w:t>
+      </w:r>
+    </w:p>
+    <w:p>
+      <w:pPr>
+        <w:pStyle w:val="ListBullet"/>
+        <w:keepLines/>
+        <w:rPr>
+          <w:sz w:val="18"/>
+          <w:szCs w:val="24"/>
+        </w:rPr>
+      </w:pPr>
+      <w:r>
+        <w:rPr>
+          <w:sz w:val="18"/>
+          <w:szCs w:val="24"/>
+        </w:rPr>
+        <w:t>Provide recurring one-on-one mathematics tutoring totaling approximately 4 hours/week, adapting explanations and practice to student learning gaps and pace.</w:t>
+      </w:r>
+    </w:p>
+    <w:p>
+      <w:pPr>
+        <w:pStyle w:val="ListBullet"/>
+        <w:keepLines/>
+        <w:rPr>
+          <w:sz w:val="18"/>
+          <w:szCs w:val="24"/>
+        </w:rPr>
+      </w:pPr>
+      <w:r>
+        <w:rPr>
+          <w:sz w:val="18"/>
+          <w:szCs w:val="24"/>
+        </w:rPr>
+        <w:t>Teach arithmetic, ratios, fractions, algebra, geometry, exponents/radicals, and competition-style problems using step-by-step reasoning, strengthening technical communication and mentoring capability.</w:t>
+      </w:r>
+    </w:p>
+    <w:p>
+      <w:pPr>
+        <w:tabs>
+          <w:tab w:val="right" w:pos="10742"/>
+        </w:tabs>
+        <w:spacing w:before="24"/>
+        <w:rPr>
+          <w:sz w:val="18"/>
+          <w:szCs w:val="24"/>
+        </w:rPr>
+      </w:pPr>
+      <w:r>
+        <w:rPr>
+          <w:b/>
+          <w:sz w:val="18"/>
+          <w:szCs w:val="24"/>
+        </w:rPr>
+        <w:t>Basic Informatics Laboratory Assistant</w:t>
+      </w:r>
+      <w:r>
+        <w:rPr>
+          <w:sz w:val="18"/>
+          <w:szCs w:val="24"/>
+        </w:rPr>
+        <w:t xml:space="preserve"> | Universitas Gadjah Mada</w:t>
+      </w:r>
+      <w:r>
+        <w:rPr>
+          <w:color w:val="4B5563"/>
+          <w:sz w:val="18"/>
+          <w:szCs w:val="24"/>
         </w:rPr>
         <w:t xml:space="preserve"> | Yogyakarta</w:t>
       </w:r>
       <w:r>
         <w:rPr>
-          <w:rFonts w:ascii="Times New Roman" w:hAnsi="Times New Roman" w:cs="Times New Roman"/>
           <w:color w:val="4B5563"/>
+          <w:sz w:val="18"/>
+          <w:szCs w:val="24"/>
         </w:rPr>
         <w:tab/>
-      </w:r>
-      <w:r>
-        <w:rPr>
-          <w:rFonts w:ascii="Times New Roman" w:hAnsi="Times New Roman" w:cs="Times New Roman"/>
-          <w:color w:val="4B5563"/>
-        </w:rPr>
-        <w:t>Feb</w:t>
-      </w:r>
-      <w:r>
-        <w:rPr>
-          <w:rFonts w:ascii="Times New Roman" w:hAnsi="Times New Roman" w:cs="Times New Roman"/>
-          <w:color w:val="4B5563"/>
-        </w:rPr>
-        <w:t xml:space="preserve"> </w:t>
-      </w:r>
-      <w:r>
-        <w:rPr>
-          <w:rFonts w:ascii="Times New Roman" w:hAnsi="Times New Roman" w:cs="Times New Roman"/>
-          <w:color w:val="4B5563"/>
-        </w:rPr>
-        <w:t>-</w:t>
-      </w:r>
-      <w:r>
-        <w:rPr>
-          <w:rFonts w:ascii="Times New Roman" w:hAnsi="Times New Roman" w:cs="Times New Roman"/>
-          <w:color w:val="4B5563"/>
-        </w:rPr>
-        <w:t xml:space="preserve"> </w:t>
-      </w:r>
-      <w:r>
-        <w:rPr>
-          <w:rFonts w:ascii="Times New Roman" w:hAnsi="Times New Roman" w:cs="Times New Roman"/>
-          <w:color w:val="4B5563"/>
-        </w:rPr>
-        <w:t>Jul</w:t>
-      </w:r>
-      <w:r>
-        <w:rPr>
-          <w:rFonts w:ascii="Times New Roman" w:hAnsi="Times New Roman" w:cs="Times New Roman"/>
-          <w:color w:val="4B5563"/>
-        </w:rPr>
-        <w:t xml:space="preserve"> </w:t>
-      </w:r>
-      <w:r>
-        <w:rPr>
-          <w:rFonts w:ascii="Times New Roman" w:hAnsi="Times New Roman" w:cs="Times New Roman"/>
-          <w:color w:val="4B5563"/>
-        </w:rPr>
-        <w:t>2026</w:t>
+        <w:t>Aug - Dec 2024</w:t>
       </w:r>
     </w:p>
     <w:p>
       <w:pPr>
         <w:pStyle w:val="ListBullet"/>
-        <w:ind w:left="288" w:hanging="173"/>
+        <w:keepLines/>
         <w:rPr>
-          <w:rFonts w:ascii="Times New Roman" w:hAnsi="Times New Roman" w:cs="Times New Roman"/>
+          <w:sz w:val="18"/>
+          <w:szCs w:val="24"/>
         </w:rPr>
       </w:pPr>
       <w:r>
         <w:rPr>
-          <w:rFonts w:ascii="Times New Roman" w:hAnsi="Times New Roman" w:cs="Times New Roman"/>
+          <w:sz w:val="18"/>
+          <w:szCs w:val="24"/>
         </w:rPr>
-        <w:t>Supported lecturer-led research on transparent wood with leuco dye-based thermochromic coating for optical and thermal performance studies.</w:t>
+        <w:t>Supported Python practicum sessions across one academic semester, explaining programming fundamentals, troubleshooting coding issues, and adapting guidance to different student skill levels.</w:t>
       </w:r>
     </w:p>
     <w:p>
       <w:pPr>
         <w:pStyle w:val="ListBullet"/>
-        <w:ind w:left="288" w:hanging="173"/>
+        <w:keepLines/>
         <w:rPr>
-          <w:rFonts w:ascii="Times New Roman" w:hAnsi="Times New Roman" w:cs="Times New Roman"/>
+          <w:sz w:val="18"/>
+          <w:szCs w:val="24"/>
         </w:rPr>
       </w:pPr>
       <w:r>
         <w:rPr>
-          <w:rFonts w:ascii="Times New Roman" w:hAnsi="Times New Roman" w:cs="Times New Roman"/>
+          <w:sz w:val="18"/>
+          <w:szCs w:val="24"/>
         </w:rPr>
-        <w:t>Assisted experimental work involving delignification, polymer impregnation, polyurethane coating preparation, and spray coating variation.</w:t>
+        <w:t>Evaluated assignments and practicum reports and delivered structured feedback on programming logic, code correctness, and report clarity while coordinating with the teaching team.</w:t>
+      </w:r>
+    </w:p>
+    <w:p>
+      <w:pPr>
+        <w:tabs>
+          <w:tab w:val="right" w:pos="10742"/>
+        </w:tabs>
+        <w:spacing w:before="24"/>
+        <w:rPr>
+          <w:sz w:val="18"/>
+          <w:szCs w:val="24"/>
+        </w:rPr>
+      </w:pPr>
+      <w:r>
+        <w:rPr>
+          <w:b/>
+          <w:sz w:val="18"/>
+          <w:szCs w:val="24"/>
+        </w:rPr>
+        <w:t>AI Project Participant</w:t>
+      </w:r>
+      <w:r>
+        <w:rPr>
+          <w:sz w:val="18"/>
+          <w:szCs w:val="24"/>
+        </w:rPr>
+        <w:t xml:space="preserve"> | Intel Prakarsa Muda 2021 - Sagasitas Indonesia</w:t>
+      </w:r>
+      <w:r>
+        <w:rPr>
+          <w:color w:val="4B5563"/>
+          <w:sz w:val="18"/>
+          <w:szCs w:val="24"/>
+        </w:rPr>
+        <w:t xml:space="preserve"> | Yogyakarta</w:t>
+      </w:r>
+      <w:r>
+        <w:rPr>
+          <w:color w:val="4B5563"/>
+          <w:sz w:val="18"/>
+          <w:szCs w:val="24"/>
+        </w:rPr>
+        <w:tab/>
+        <w:t>Jun - Nov 2021</w:t>
       </w:r>
     </w:p>
     <w:p>
       <w:pPr>
         <w:pStyle w:val="ListBullet"/>
-        <w:ind w:left="288" w:hanging="173"/>
+        <w:keepLines/>
         <w:rPr>
-          <w:rFonts w:ascii="Times New Roman" w:hAnsi="Times New Roman" w:cs="Times New Roman"/>
+          <w:sz w:val="18"/>
+          <w:szCs w:val="24"/>
         </w:rPr>
       </w:pPr>
       <w:r>
         <w:rPr>
-          <w:rFonts w:ascii="Times New Roman" w:hAnsi="Times New Roman" w:cs="Times New Roman"/>
+          <w:sz w:val="18"/>
+          <w:szCs w:val="24"/>
         </w:rPr>
-        <w:t>Analyzed and summarized experimental data, including CIELAB color change</w:t>
-      </w:r>
-      <w:r>
-        <w:rPr>
-          <w:rFonts w:ascii="Times New Roman" w:hAnsi="Times New Roman" w:cs="Times New Roman"/>
-        </w:rPr>
-        <w:t xml:space="preserve">, </w:t>
-      </w:r>
-      <w:r>
-        <w:rPr>
-          <w:rFonts w:ascii="Times New Roman" w:hAnsi="Times New Roman" w:cs="Times New Roman"/>
-        </w:rPr>
-        <w:t>luminance transmittance, response time, and thermal conductivity.</w:t>
+        <w:t>Completed a 6-month team-based AI technology project program, contributing to concept development and communicating the project approach to mentors.</w:t>
       </w:r>
     </w:p>
     <w:p>
       <w:pPr>
-        <w:pStyle w:val="ListBullet"/>
-        <w:ind w:left="288" w:hanging="173"/>
+        <w:pBdr>
+          <w:bottom w:val="single" w:sz="5" w:space="1" w:color="CBD5E1"/>
+        </w:pBdr>
+        <w:spacing w:before="56" w:after="16"/>
         <w:rPr>
-          <w:rFonts w:ascii="Times New Roman" w:hAnsi="Times New Roman" w:cs="Times New Roman"/>
+          <w:sz w:val="18"/>
+          <w:szCs w:val="24"/>
         </w:rPr>
       </w:pPr>
       <w:r>
         <w:rPr>
-          <w:rFonts w:ascii="Times New Roman" w:hAnsi="Times New Roman" w:cs="Times New Roman"/>
+          <w:b/>
+          <w:color w:val="2563EB"/>
+          <w:sz w:val="20"/>
+          <w:szCs w:val="24"/>
         </w:rPr>
-        <w:t>Prepared literature review notes and technical documentation on transparent wood, thermochromic materials, and passive building applications.</w:t>
+        <w:t>SELECTED PROJECTS</w:t>
       </w:r>
     </w:p>
     <w:p>
       <w:pPr>
-        <w:keepNext/>
-        <w:tabs>
-          <w:tab w:val="left" w:pos="8789"/>
-        </w:tabs>
-        <w:spacing w:before="40" w:after="0"/>
+        <w:spacing w:before="12"/>
         <w:rPr>
-          <w:rFonts w:ascii="Times New Roman" w:hAnsi="Times New Roman" w:cs="Times New Roman"/>
+          <w:sz w:val="18"/>
+          <w:szCs w:val="24"/>
         </w:rPr>
       </w:pPr>
       <w:r>
         <w:rPr>
-          <w:rFonts w:ascii="Times New Roman" w:hAnsi="Times New Roman" w:cs="Times New Roman"/>
           <w:b/>
+          <w:sz w:val="18"/>
+          <w:szCs w:val="24"/>
         </w:rPr>
-        <w:t>Research Intern - Research Division</w:t>
+        <w:t>Conveyor Monitoring &amp; Safety Automation System</w:t>
       </w:r>
       <w:r>
         <w:rPr>
-          <w:rFonts w:ascii="Times New Roman" w:hAnsi="Times New Roman" w:cs="Times New Roman"/>
+          <w:color w:val="4B5563"/>
+          <w:sz w:val="18"/>
+          <w:szCs w:val="24"/>
         </w:rPr>
-        <w:t xml:space="preserve"> | YKK AP R&amp;D Center</w:t>
+        <w:t xml:space="preserve"> | Raspberry Pi, Sensors, Web Monitoring</w:t>
       </w:r>
       <w:r>
         <w:rPr>
-          <w:rFonts w:ascii="Times New Roman" w:hAnsi="Times New Roman" w:cs="Times New Roman"/>
-          <w:color w:val="4B5563"/>
+          <w:sz w:val="18"/>
+          <w:szCs w:val="24"/>
         </w:rPr>
-        <w:t xml:space="preserve"> | </w:t>
-      </w:r>
-      <w:r>
-        <w:rPr>
-          <w:rFonts w:ascii="Times New Roman" w:hAnsi="Times New Roman" w:cs="Times New Roman"/>
-          <w:color w:val="4B5563"/>
-        </w:rPr>
-        <w:t>Tangerang</w:t>
-      </w:r>
-      <w:r>
-        <w:rPr>
-          <w:rFonts w:ascii="Times New Roman" w:hAnsi="Times New Roman" w:cs="Times New Roman"/>
-          <w:color w:val="4B5563"/>
-        </w:rPr>
-        <w:tab/>
-      </w:r>
-      <w:r>
-        <w:rPr>
-          <w:rFonts w:ascii="Times New Roman" w:hAnsi="Times New Roman" w:cs="Times New Roman"/>
-          <w:color w:val="4B5563"/>
-        </w:rPr>
-        <w:t xml:space="preserve">Dec </w:t>
-      </w:r>
-      <w:r>
-        <w:rPr>
-          <w:rFonts w:ascii="Times New Roman" w:hAnsi="Times New Roman" w:cs="Times New Roman"/>
-          <w:color w:val="4B5563"/>
-        </w:rPr>
-        <w:t xml:space="preserve">2024 </w:t>
-      </w:r>
-      <w:r>
-        <w:rPr>
-          <w:rFonts w:ascii="Times New Roman" w:hAnsi="Times New Roman" w:cs="Times New Roman"/>
-          <w:color w:val="4B5563"/>
-        </w:rPr>
-        <w:t>-</w:t>
-      </w:r>
-      <w:r>
-        <w:rPr>
-          <w:rFonts w:ascii="Times New Roman" w:hAnsi="Times New Roman" w:cs="Times New Roman"/>
-          <w:color w:val="4B5563"/>
-        </w:rPr>
-        <w:t xml:space="preserve"> </w:t>
-      </w:r>
-      <w:r>
-        <w:rPr>
-          <w:rFonts w:ascii="Times New Roman" w:hAnsi="Times New Roman" w:cs="Times New Roman"/>
-          <w:color w:val="4B5563"/>
-        </w:rPr>
-        <w:t xml:space="preserve">Jan </w:t>
-      </w:r>
-      <w:r>
-        <w:rPr>
-          <w:rFonts w:ascii="Times New Roman" w:hAnsi="Times New Roman" w:cs="Times New Roman"/>
-          <w:color w:val="4B5563"/>
-        </w:rPr>
-        <w:t>2025</w:t>
+        <w:t xml:space="preserve"> - Developed real-time monitoring for 6 operating parameters (vibration, voltage, current, power, load/mass, and brightness) with remote ON/OFF control, manual override, and automatic shutdown logic for abnormal conditions including current &gt;3 A or voltage &gt;13 V.</w:t>
       </w:r>
     </w:p>
     <w:p>
       <w:pPr>
-        <w:pStyle w:val="ListBullet"/>
-        <w:ind w:left="288" w:hanging="173"/>
+        <w:spacing w:before="12"/>
         <w:rPr>
-          <w:rFonts w:ascii="Times New Roman" w:hAnsi="Times New Roman" w:cs="Times New Roman"/>
+          <w:sz w:val="18"/>
+          <w:szCs w:val="24"/>
         </w:rPr>
       </w:pPr>
       <w:r>
         <w:rPr>
-          <w:rFonts w:ascii="Times New Roman" w:hAnsi="Times New Roman" w:cs="Times New Roman"/>
+          <w:b/>
+          <w:sz w:val="18"/>
+          <w:szCs w:val="24"/>
         </w:rPr>
-        <w:t>Conducted a preliminary study and design concept for an IoT-based automated window ventilation system supporting passive building strategies.</w:t>
-      </w:r>
-    </w:p>
-    <w:p>
-      <w:pPr>
-        <w:pStyle w:val="ListBullet"/>
-        <w:ind w:left="288" w:hanging="173"/>
-        <w:rPr>
-          <w:rFonts w:ascii="Times New Roman" w:hAnsi="Times New Roman" w:cs="Times New Roman"/>
-        </w:rPr>
-      </w:pPr>
-      <w:r>
-        <w:rPr>
-          <w:rFonts w:ascii="Times New Roman" w:hAnsi="Times New Roman" w:cs="Times New Roman"/>
-        </w:rPr>
-        <w:t>Contributed to technical discussions and co-authored a collaborative research proposal related to building energy efficiency.</w:t>
-      </w:r>
-    </w:p>
-    <w:p>
-      <w:pPr>
-        <w:keepNext/>
-        <w:tabs>
-          <w:tab w:val="left" w:pos="9214"/>
-        </w:tabs>
-        <w:spacing w:before="40" w:after="0"/>
-        <w:rPr>
-          <w:rFonts w:ascii="Times New Roman" w:hAnsi="Times New Roman" w:cs="Times New Roman"/>
-        </w:rPr>
-      </w:pPr>
-      <w:r>
-        <w:rPr>
-          <w:rFonts w:ascii="Times New Roman" w:hAnsi="Times New Roman" w:cs="Times New Roman"/>
-          <w:b/>
-        </w:rPr>
-        <w:t>Basic Informatics Laboratory Assistant</w:t>
+        <w:t>E-commerce Shipping Analytics</w:t>
       </w:r>
       <w:r>
         <w:rPr>
-          <w:rFonts w:ascii="Times New Roman" w:hAnsi="Times New Roman" w:cs="Times New Roman"/>
+          <w:color w:val="4B5563"/>
+          <w:sz w:val="18"/>
+          <w:szCs w:val="24"/>
         </w:rPr>
-        <w:t xml:space="preserve"> | UGM</w:t>
+        <w:t xml:space="preserve"> | Python, Pandas, Matplotlib, Scikit-learn</w:t>
       </w:r>
       <w:r>
         <w:rPr>
-          <w:rFonts w:ascii="Times New Roman" w:hAnsi="Times New Roman" w:cs="Times New Roman"/>
-          <w:color w:val="4B5563"/>
+          <w:sz w:val="18"/>
+          <w:szCs w:val="24"/>
         </w:rPr>
-        <w:t xml:space="preserve"> | Yogyakarta</w:t>
+        <w:t xml:space="preserve"> - Performed exploratory analysis and built a classification workflow for shipment prediction, achieving 69% accuracy. </w:t>
       </w:r>
-      <w:r>
-        <w:rPr>
-          <w:rFonts w:ascii="Times New Roman" w:hAnsi="Times New Roman" w:cs="Times New Roman"/>
-          <w:color w:val="4B5563"/>
-        </w:rPr>
-        <w:tab/>
-      </w:r>
-      <w:r>
-        <w:rPr>
-          <w:rFonts w:ascii="Times New Roman" w:hAnsi="Times New Roman" w:cs="Times New Roman"/>
-          <w:color w:val="4B5563"/>
-        </w:rPr>
-        <w:t>Aug</w:t>
-      </w:r>
-      <w:r>
-        <w:rPr>
-          <w:rFonts w:ascii="Times New Roman" w:hAnsi="Times New Roman" w:cs="Times New Roman"/>
-          <w:color w:val="4B5563"/>
-        </w:rPr>
-        <w:t>-Dec 202</w:t>
-      </w:r>
-      <w:r>
-        <w:rPr>
-          <w:rFonts w:ascii="Times New Roman" w:hAnsi="Times New Roman" w:cs="Times New Roman"/>
-          <w:color w:val="4B5563"/>
-        </w:rPr>
-        <w:t>4</w:t>
-      </w:r>
-    </w:p>
-    <w:p>
-      <w:pPr>
-        <w:pStyle w:val="ListBullet"/>
-        <w:ind w:left="288" w:hanging="173"/>
-        <w:rPr>
-          <w:rFonts w:ascii="Times New Roman" w:hAnsi="Times New Roman" w:cs="Times New Roman"/>
-        </w:rPr>
-      </w:pPr>
-      <w:r>
-        <w:rPr>
-          <w:rFonts w:ascii="Times New Roman" w:hAnsi="Times New Roman" w:cs="Times New Roman"/>
-        </w:rPr>
-        <w:t>Assisted students during basic informatics practicum sessions using Python.</w:t>
-      </w:r>
-    </w:p>
-    <w:p>
-      <w:pPr>
-        <w:pStyle w:val="ListBullet"/>
-        <w:ind w:left="288" w:hanging="173"/>
-        <w:rPr>
-          <w:rFonts w:ascii="Times New Roman" w:hAnsi="Times New Roman" w:cs="Times New Roman"/>
-        </w:rPr>
-      </w:pPr>
-      <w:r>
-        <w:rPr>
-          <w:rFonts w:ascii="Times New Roman" w:hAnsi="Times New Roman" w:cs="Times New Roman"/>
-        </w:rPr>
-        <w:t>Evaluated student assignments and practicum reports while providing feedback on programming logic and report clarity.</w:t>
-      </w:r>
-    </w:p>
-    <w:p>
-      <w:pPr>
-        <w:keepNext/>
-        <w:tabs>
-          <w:tab w:val="left" w:pos="9288"/>
-        </w:tabs>
-        <w:spacing w:before="40" w:after="0"/>
-        <w:rPr>
-          <w:rFonts w:ascii="Times New Roman" w:hAnsi="Times New Roman" w:cs="Times New Roman"/>
-        </w:rPr>
-      </w:pPr>
-      <w:r>
-        <w:rPr>
-          <w:rFonts w:ascii="Times New Roman" w:hAnsi="Times New Roman" w:cs="Times New Roman"/>
-          <w:b/>
-        </w:rPr>
-        <w:t>AI Project Participant</w:t>
-      </w:r>
-      <w:r>
-        <w:rPr>
-          <w:rFonts w:ascii="Times New Roman" w:hAnsi="Times New Roman" w:cs="Times New Roman"/>
-        </w:rPr>
-        <w:t xml:space="preserve"> | Intel Prakarsa Muda 2021 - </w:t>
-      </w:r>
-      <w:proofErr w:type="spellStart"/>
-      <w:r>
-        <w:rPr>
-          <w:rFonts w:ascii="Times New Roman" w:hAnsi="Times New Roman" w:cs="Times New Roman"/>
-        </w:rPr>
-        <w:t>Sagasitas</w:t>
-      </w:r>
-      <w:proofErr w:type="spellEnd"/>
-      <w:r>
-        <w:rPr>
-          <w:rFonts w:ascii="Times New Roman" w:hAnsi="Times New Roman" w:cs="Times New Roman"/>
-        </w:rPr>
-        <w:t xml:space="preserve"> Indonesia</w:t>
-      </w:r>
-      <w:r>
-        <w:rPr>
-          <w:rFonts w:ascii="Times New Roman" w:hAnsi="Times New Roman" w:cs="Times New Roman"/>
-          <w:color w:val="4B5563"/>
-        </w:rPr>
-        <w:t xml:space="preserve"> | </w:t>
-      </w:r>
-      <w:r>
-        <w:rPr>
-          <w:rFonts w:ascii="Times New Roman" w:hAnsi="Times New Roman" w:cs="Times New Roman"/>
-          <w:color w:val="4B5563"/>
-        </w:rPr>
-        <w:t>Yogyakarta</w:t>
-      </w:r>
-      <w:r>
-        <w:rPr>
-          <w:rFonts w:ascii="Times New Roman" w:hAnsi="Times New Roman" w:cs="Times New Roman"/>
-          <w:color w:val="4B5563"/>
-        </w:rPr>
-        <w:tab/>
-        <w:t>Jun-Nov 2021</w:t>
-      </w:r>
-    </w:p>
-    <w:p>
-      <w:pPr>
-        <w:pStyle w:val="ListBullet"/>
-        <w:ind w:left="288" w:hanging="173"/>
-        <w:rPr>
-          <w:rFonts w:ascii="Times New Roman" w:hAnsi="Times New Roman" w:cs="Times New Roman"/>
-        </w:rPr>
-      </w:pPr>
-      <w:r>
-        <w:rPr>
-          <w:rFonts w:ascii="Times New Roman" w:hAnsi="Times New Roman" w:cs="Times New Roman"/>
-        </w:rPr>
-        <w:t>Collaborated in a team to develop an AI-based technology project and communicate the project concept to mentors.</w:t>
-      </w:r>
-    </w:p>
-    <w:p>
-      <w:pPr>
-        <w:keepNext/>
-        <w:pBdr>
-          <w:bottom w:val="single" w:sz="6" w:space="2" w:color="D9E2F3"/>
-        </w:pBdr>
-        <w:spacing w:before="120" w:after="40"/>
-        <w:rPr>
-          <w:rFonts w:ascii="Times New Roman" w:hAnsi="Times New Roman" w:cs="Times New Roman"/>
-        </w:rPr>
-      </w:pPr>
-      <w:r>
-        <w:rPr>
-          <w:rFonts w:ascii="Times New Roman" w:hAnsi="Times New Roman" w:cs="Times New Roman"/>
-          <w:b/>
-          <w:color w:val="2563EB"/>
-          <w:sz w:val="19"/>
-        </w:rPr>
-        <w:t>PROJECTS</w:t>
-      </w:r>
-    </w:p>
-    <w:p>
-      <w:pPr>
-        <w:spacing w:before="40" w:after="0"/>
-        <w:rPr>
-          <w:rFonts w:ascii="Times New Roman" w:hAnsi="Times New Roman" w:cs="Times New Roman"/>
-        </w:rPr>
-      </w:pPr>
-      <w:r>
-        <w:rPr>
-          <w:rFonts w:ascii="Times New Roman" w:hAnsi="Times New Roman" w:cs="Times New Roman"/>
-          <w:b/>
-        </w:rPr>
-        <w:t>E-commerce Shipping Prediction</w:t>
-      </w:r>
-      <w:r>
-        <w:rPr>
-          <w:rFonts w:ascii="Times New Roman" w:hAnsi="Times New Roman" w:cs="Times New Roman"/>
-          <w:sz w:val="17"/>
-        </w:rPr>
-        <w:t xml:space="preserve"> - Built a machine-learning workflow for shipment prediction using Python, Pandas, visualization, and Scikit-learn; achieved 69% accuracy.</w:t>
-      </w:r>
-    </w:p>
-    <w:p>
-      <w:pPr>
-        <w:rPr>
-          <w:rFonts w:ascii="Times New Roman" w:hAnsi="Times New Roman" w:cs="Times New Roman"/>
-        </w:rPr>
-      </w:pPr>
-      <w:hyperlink r:id="rId8" w:history="1">
+      <w:hyperlink r:id="rId9">
         <w:r>
           <w:rPr>
-            <w:rStyle w:val="Hyperlink"/>
-            <w:rFonts w:ascii="Times New Roman" w:hAnsi="Times New Roman" w:cs="Times New Roman"/>
-            <w:sz w:val="16"/>
+            <w:color w:val="2563EB"/>
+            <w:sz w:val="18"/>
+            <w:szCs w:val="24"/>
+            <w:u w:val="single"/>
           </w:rPr>
-          <w:t>kaggle.com/code/timotiuswilliamw/e-commerce-shipping-prediction-69-accuracy</w:t>
+          <w:t>Kaggle</w:t>
         </w:r>
       </w:hyperlink>
     </w:p>
     <w:p>
       <w:pPr>
-        <w:spacing w:before="40" w:after="0"/>
+        <w:spacing w:before="12"/>
         <w:rPr>
-          <w:rFonts w:ascii="Times New Roman" w:hAnsi="Times New Roman" w:cs="Times New Roman"/>
+          <w:sz w:val="18"/>
+          <w:szCs w:val="24"/>
         </w:rPr>
       </w:pPr>
       <w:r>
         <w:rPr>
-          <w:rFonts w:ascii="Times New Roman" w:hAnsi="Times New Roman" w:cs="Times New Roman"/>
           <w:b/>
+          <w:sz w:val="18"/>
+          <w:szCs w:val="24"/>
         </w:rPr>
-        <w:t>E-commerce Shipping Exploratory Data Analysis</w:t>
+        <w:t>Process Engineering Capstone - Distillation &amp; Instrumentation</w:t>
       </w:r>
       <w:r>
         <w:rPr>
-          <w:rFonts w:ascii="Times New Roman" w:hAnsi="Times New Roman" w:cs="Times New Roman"/>
-          <w:sz w:val="17"/>
+          <w:color w:val="4B5563"/>
+          <w:sz w:val="18"/>
+          <w:szCs w:val="24"/>
         </w:rPr>
-        <w:t xml:space="preserve"> - Explored shipment-related variables and communicated initial findings through simple visual analysis.</w:t>
+        <w:t xml:space="preserve"> | DWSIM</w:t>
+      </w:r>
+      <w:r>
+        <w:rPr>
+          <w:sz w:val="18"/>
+          <w:szCs w:val="24"/>
+        </w:rPr>
+        <w:t xml:space="preserve"> - Supported distillation-section design, condenser/reboiler review, instrument specification, process-control requirements, and basic control-valve sizing.</w:t>
       </w:r>
     </w:p>
     <w:p>
       <w:pPr>
+        <w:pBdr>
+          <w:bottom w:val="single" w:sz="5" w:space="1" w:color="CBD5E1"/>
+        </w:pBdr>
+        <w:spacing w:before="56" w:after="16"/>
         <w:rPr>
-          <w:rFonts w:ascii="Times New Roman" w:hAnsi="Times New Roman" w:cs="Times New Roman"/>
-        </w:rPr>
-      </w:pPr>
-      <w:hyperlink r:id="rId9" w:history="1">
-        <w:r>
-          <w:rPr>
-            <w:rStyle w:val="Hyperlink"/>
-            <w:rFonts w:ascii="Times New Roman" w:hAnsi="Times New Roman" w:cs="Times New Roman"/>
-            <w:sz w:val="16"/>
-          </w:rPr>
-          <w:t>kaggle.com/code/timotiuswilliamw/e-commerce-shipping-very-simple-eda-beginner</w:t>
-        </w:r>
-      </w:hyperlink>
-    </w:p>
-    <w:p>
-      <w:pPr>
-        <w:keepNext/>
-        <w:pBdr>
-          <w:bottom w:val="single" w:sz="6" w:space="2" w:color="D9E2F3"/>
-        </w:pBdr>
-        <w:spacing w:before="120" w:after="40"/>
-        <w:rPr>
-          <w:rFonts w:ascii="Times New Roman" w:hAnsi="Times New Roman" w:cs="Times New Roman"/>
+          <w:sz w:val="18"/>
+          <w:szCs w:val="24"/>
         </w:rPr>
       </w:pPr>
       <w:r>
         <w:rPr>
-          <w:rFonts w:ascii="Times New Roman" w:hAnsi="Times New Roman" w:cs="Times New Roman"/>
           <w:b/>
           <w:color w:val="2563EB"/>
-          <w:sz w:val="19"/>
+          <w:sz w:val="20"/>
+          <w:szCs w:val="24"/>
         </w:rPr>
         <w:t>TRAINING</w:t>
       </w:r>
     </w:p>
     <w:p>
       <w:pPr>
-        <w:keepNext/>
         <w:tabs>
-          <w:tab w:val="left" w:pos="9288"/>
+          <w:tab w:val="right" w:pos="10742"/>
         </w:tabs>
-        <w:spacing w:before="40" w:after="0"/>
+        <w:spacing w:before="24"/>
         <w:rPr>
-          <w:rFonts w:ascii="Times New Roman" w:hAnsi="Times New Roman" w:cs="Times New Roman"/>
+          <w:sz w:val="18"/>
+          <w:szCs w:val="24"/>
         </w:rPr>
       </w:pPr>
       <w:r>
         <w:rPr>
-          <w:rFonts w:ascii="Times New Roman" w:hAnsi="Times New Roman" w:cs="Times New Roman"/>
           <w:b/>
+          <w:sz w:val="18"/>
+          <w:szCs w:val="24"/>
         </w:rPr>
         <w:t>Data Science Training</w:t>
       </w:r>
       <w:r>
         <w:rPr>
-          <w:rFonts w:ascii="Times New Roman" w:hAnsi="Times New Roman" w:cs="Times New Roman"/>
+          <w:sz w:val="18"/>
+          <w:szCs w:val="24"/>
         </w:rPr>
-        <w:t xml:space="preserve"> | KMTETI </w:t>
+        <w:t xml:space="preserve"> | KMTETI FT UGM Workshop Division</w:t>
       </w:r>
       <w:r>
         <w:rPr>
-          <w:rFonts w:ascii="Times New Roman" w:hAnsi="Times New Roman" w:cs="Times New Roman"/>
-        </w:rPr>
-        <w:t xml:space="preserve">FT </w:t>
-      </w:r>
-      <w:r>
-        <w:rPr>
-          <w:rFonts w:ascii="Times New Roman" w:hAnsi="Times New Roman" w:cs="Times New Roman"/>
-        </w:rPr>
-        <w:t>UGM Workshop Division</w:t>
-      </w:r>
-      <w:r>
-        <w:rPr>
-          <w:rFonts w:ascii="Times New Roman" w:hAnsi="Times New Roman" w:cs="Times New Roman"/>
           <w:color w:val="4B5563"/>
+          <w:sz w:val="18"/>
+          <w:szCs w:val="24"/>
         </w:rPr>
         <w:t xml:space="preserve"> | Yogyakarta</w:t>
       </w:r>
       <w:r>
         <w:rPr>
-          <w:rFonts w:ascii="Times New Roman" w:hAnsi="Times New Roman" w:cs="Times New Roman"/>
           <w:color w:val="4B5563"/>
+          <w:sz w:val="18"/>
+          <w:szCs w:val="24"/>
         </w:rPr>
         <w:tab/>
-        <w:t>Sep-Nov 2023</w:t>
+        <w:t>Sep - Nov 2023</w:t>
       </w:r>
     </w:p>
     <w:p>
       <w:pPr>
         <w:pStyle w:val="ListBullet"/>
-        <w:ind w:left="288" w:hanging="173"/>
+        <w:keepLines/>
         <w:rPr>
-          <w:rFonts w:ascii="Times New Roman" w:hAnsi="Times New Roman" w:cs="Times New Roman"/>
+          <w:sz w:val="18"/>
+          <w:szCs w:val="24"/>
         </w:rPr>
       </w:pPr>
       <w:r>
         <w:rPr>
-          <w:rFonts w:ascii="Times New Roman" w:hAnsi="Times New Roman" w:cs="Times New Roman"/>
+          <w:sz w:val="18"/>
+          <w:szCs w:val="24"/>
         </w:rPr>
-        <w:t>Completed introductory training in data processing, visualization, and machine-learning workflow fundamentals.</w:t>
+        <w:t>Completed a 3-month introductory program covering data processing, visualization, and machine-learning workflow fundamentals.</w:t>
       </w:r>
     </w:p>
     <w:p>
       <w:pPr>
-        <w:keepNext/>
         <w:pBdr>
-          <w:bottom w:val="single" w:sz="6" w:space="2" w:color="D9E2F3"/>
+          <w:bottom w:val="single" w:sz="5" w:space="1" w:color="CBD5E1"/>
         </w:pBdr>
-        <w:spacing w:before="120" w:after="40"/>
+        <w:spacing w:before="56" w:after="16"/>
         <w:rPr>
-          <w:rFonts w:ascii="Times New Roman" w:hAnsi="Times New Roman" w:cs="Times New Roman"/>
+          <w:sz w:val="18"/>
+          <w:szCs w:val="24"/>
         </w:rPr>
       </w:pPr>
       <w:r>
         <w:rPr>
-          <w:rFonts w:ascii="Times New Roman" w:hAnsi="Times New Roman" w:cs="Times New Roman"/>
           <w:b/>
           <w:color w:val="2563EB"/>
-          <w:sz w:val="19"/>
+          <w:sz w:val="20"/>
+          <w:szCs w:val="24"/>
         </w:rPr>
         <w:t>SKILLS</w:t>
       </w:r>
     </w:p>
     <w:p>
       <w:pPr>
-        <w:spacing w:before="5" w:after="5"/>
+        <w:spacing w:before="2"/>
         <w:rPr>
-          <w:rFonts w:ascii="Times New Roman" w:hAnsi="Times New Roman" w:cs="Times New Roman"/>
+          <w:sz w:val="18"/>
+          <w:szCs w:val="24"/>
         </w:rPr>
       </w:pPr>
       <w:r>
         <w:rPr>
-          <w:rFonts w:ascii="Times New Roman" w:hAnsi="Times New Roman" w:cs="Times New Roman"/>
           <w:b/>
-          <w:sz w:val="17"/>
+          <w:sz w:val="18"/>
+          <w:szCs w:val="24"/>
         </w:rPr>
-        <w:t xml:space="preserve">Engineering &amp; Research: </w:t>
+        <w:t>Engineering &amp; Research:</w:t>
       </w:r>
       <w:r>
         <w:rPr>
-          <w:rFonts w:ascii="Times New Roman" w:hAnsi="Times New Roman" w:cs="Times New Roman"/>
-          <w:sz w:val="17"/>
+          <w:sz w:val="18"/>
+          <w:szCs w:val="24"/>
         </w:rPr>
-        <w:t>Experimental testing, process monitoring, material characterization, heat transfer, technical documentation, laboratory troubleshooting</w:t>
+        <w:t xml:space="preserve"> Experimental testing, material characterization, heat transfer, building physics, instrumentation, technical documentation, laboratory troubleshooting</w:t>
       </w:r>
       <w:r>
         <w:rPr>
-          <w:rFonts w:ascii="Times New Roman" w:hAnsi="Times New Roman" w:cs="Times New Roman"/>
-          <w:sz w:val="17"/>
+          <w:sz w:val="18"/>
+          <w:szCs w:val="24"/>
         </w:rPr>
         <w:br/>
       </w:r>
       <w:r>
         <w:rPr>
-          <w:rFonts w:ascii="Times New Roman" w:hAnsi="Times New Roman" w:cs="Times New Roman"/>
           <w:b/>
-          <w:bCs/>
-          <w:sz w:val="17"/>
-          <w:szCs w:val="17"/>
+          <w:sz w:val="18"/>
+          <w:szCs w:val="24"/>
         </w:rPr>
-        <w:t>Embedded Systems &amp; Hardware:</w:t>
+        <w:t>Embedded &amp; Automation:</w:t>
       </w:r>
       <w:r>
         <w:rPr>
-          <w:rFonts w:ascii="Times New Roman" w:hAnsi="Times New Roman" w:cs="Times New Roman"/>
-          <w:sz w:val="17"/>
-          <w:szCs w:val="17"/>
+          <w:sz w:val="18"/>
+          <w:szCs w:val="24"/>
         </w:rPr>
-        <w:t xml:space="preserve"> Microcontroller Programming (Arduino, ESP32), Circuit Design &amp; Troubleshooting, Sensor Integration (Temperature, Humidity, Air Velocity), Actuator Cont</w:t>
+        <w:t xml:space="preserve"> Arduino, ESP32, STM32, Raspberry Pi, sensor integration, actuator control, circuit/system troubleshooting</w:t>
       </w:r>
       <w:r>
         <w:rPr>
-          <w:rFonts w:ascii="Times New Roman" w:hAnsi="Times New Roman" w:cs="Times New Roman"/>
-          <w:sz w:val="17"/>
-          <w:szCs w:val="17"/>
+          <w:sz w:val="18"/>
+          <w:szCs w:val="24"/>
         </w:rPr>
-        <w:t>rol</w:t>
-      </w:r>
-    </w:p>
-    <w:p>
-      <w:pPr>
-        <w:spacing w:before="5" w:after="5"/>
-        <w:rPr>
-          <w:rFonts w:ascii="Times New Roman" w:hAnsi="Times New Roman" w:cs="Times New Roman"/>
-        </w:rPr>
-      </w:pPr>
-      <w:r>
-        <w:rPr>
-          <w:rFonts w:ascii="Times New Roman" w:hAnsi="Times New Roman" w:cs="Times New Roman"/>
-          <w:b/>
-          <w:sz w:val="17"/>
-        </w:rPr>
-        <w:t xml:space="preserve">Data &amp; Digital: </w:t>
+        <w:br/>
       </w:r>
       <w:r>
         <w:rPr>
-          <w:rFonts w:ascii="Times New Roman" w:hAnsi="Times New Roman" w:cs="Times New Roman"/>
-          <w:sz w:val="17"/>
+          <w:b/>
+          <w:sz w:val="18"/>
+          <w:szCs w:val="24"/>
         </w:rPr>
-        <w:t xml:space="preserve">Python, Pandas, Matplotlib, Seaborn, Scikit-learn, Microsoft Excel, data cleaning, exploratory analysis, data </w:t>
+        <w:t>Data &amp; Digital:</w:t>
       </w:r>
       <w:r>
         <w:rPr>
-          <w:rFonts w:ascii="Times New Roman" w:hAnsi="Times New Roman" w:cs="Times New Roman"/>
-          <w:sz w:val="17"/>
+          <w:sz w:val="18"/>
+          <w:szCs w:val="24"/>
         </w:rPr>
-        <w:t>visualization</w:t>
-      </w:r>
-    </w:p>
-    <w:p>
-      <w:pPr>
-        <w:spacing w:before="5" w:after="5"/>
-        <w:rPr>
-          <w:rFonts w:ascii="Times New Roman" w:hAnsi="Times New Roman" w:cs="Times New Roman"/>
-        </w:rPr>
-      </w:pPr>
-      <w:r>
-        <w:rPr>
-          <w:rFonts w:ascii="Times New Roman" w:hAnsi="Times New Roman" w:cs="Times New Roman"/>
-          <w:b/>
-          <w:sz w:val="17"/>
-        </w:rPr>
-        <w:t xml:space="preserve">Professional: </w:t>
+        <w:t xml:space="preserve"> Python, Pandas, Matplotlib, Scikit-learn, Microsoft Excel, data cleaning, exploratory analysis, data visualization, DWSIM</w:t>
       </w:r>
       <w:r>
         <w:rPr>
-          <w:rFonts w:ascii="Times New Roman" w:hAnsi="Times New Roman" w:cs="Times New Roman"/>
-          <w:sz w:val="17"/>
+          <w:sz w:val="18"/>
+          <w:szCs w:val="24"/>
         </w:rPr>
-        <w:t>Analytical problem solving, student mentoring, teamwork, technical reporting, presentation, adaptability, willingness to learn</w:t>
-      </w:r>
-    </w:p>
-    <w:p>
-      <w:pPr>
-        <w:spacing w:before="5" w:after="5"/>
-        <w:rPr>
-          <w:rFonts w:ascii="Times New Roman" w:hAnsi="Times New Roman" w:cs="Times New Roman"/>
-        </w:rPr>
-      </w:pPr>
-      <w:r>
-        <w:rPr>
-          <w:rFonts w:ascii="Times New Roman" w:hAnsi="Times New Roman" w:cs="Times New Roman"/>
-          <w:b/>
-          <w:sz w:val="17"/>
-        </w:rPr>
-        <w:t xml:space="preserve">Languages: </w:t>
+        <w:br/>
       </w:r>
       <w:r>
         <w:rPr>
-          <w:rFonts w:ascii="Times New Roman" w:hAnsi="Times New Roman" w:cs="Times New Roman"/>
-          <w:sz w:val="17"/>
+          <w:b/>
+          <w:sz w:val="18"/>
+          <w:szCs w:val="24"/>
         </w:rPr>
-        <w:t>Indonesian (Native)</w:t>
+        <w:t>Professional:</w:t>
       </w:r>
       <w:r>
         <w:rPr>
-          <w:rFonts w:ascii="Times New Roman" w:hAnsi="Times New Roman" w:cs="Times New Roman"/>
-          <w:sz w:val="17"/>
+          <w:sz w:val="18"/>
+          <w:szCs w:val="24"/>
         </w:rPr>
-        <w:t xml:space="preserve">, </w:t>
+        <w:t xml:space="preserve"> Analytical problem solving, teamwork, technical communication, mentoring, presentation, adaptability, willingness to learn</w:t>
       </w:r>
       <w:r>
         <w:rPr>
-          <w:rFonts w:ascii="Times New Roman" w:hAnsi="Times New Roman" w:cs="Times New Roman"/>
-          <w:sz w:val="17"/>
+          <w:sz w:val="18"/>
+          <w:szCs w:val="24"/>
         </w:rPr>
-        <w:t>English (</w:t>
+        <w:br/>
       </w:r>
       <w:r>
         <w:rPr>
-          <w:rFonts w:ascii="Times New Roman" w:hAnsi="Times New Roman" w:cs="Times New Roman"/>
-          <w:sz w:val="17"/>
+          <w:b/>
+          <w:sz w:val="18"/>
+          <w:szCs w:val="24"/>
         </w:rPr>
-        <w:t>Intermediate</w:t>
+        <w:t>Languages:</w:t>
       </w:r>
       <w:r>
         <w:rPr>
-          <w:rFonts w:ascii="Times New Roman" w:hAnsi="Times New Roman" w:cs="Times New Roman"/>
-          <w:sz w:val="17"/>
+          <w:sz w:val="18"/>
+          <w:szCs w:val="24"/>
         </w:rPr>
-        <w:t>)</w:t>
+        <w:t xml:space="preserve"> Indonesian (Native), English (Intermediate)</w:t>
       </w:r>
     </w:p>
-    <w:p>
-      <w:pPr>
-        <w:rPr>
-          <w:rFonts w:ascii="Times New Roman" w:hAnsi="Times New Roman" w:cs="Times New Roman"/>
-        </w:rPr>
-      </w:pPr>
-    </w:p>
     <w:sectPr>
-      <w:pgSz w:w="11906" w:h="16838"/>
-      <w:pgMar w:top="567" w:right="737" w:bottom="567" w:left="737" w:header="720" w:footer="720" w:gutter="0"/>
+      <w:pgSz w:w="12240" w:h="15840"/>
+      <w:pgMar w:top="547" w:right="749" w:bottom="547" w:left="749" w:header="720" w:footer="720" w:gutter="0"/>
       <w:cols w:space="720"/>
       <w:docGrid w:linePitch="360"/>
     </w:sectPr>
@@ -1317,31 +1207,31 @@
       </w:rPr>
     </w:lvl>
   </w:abstractNum>
-  <w:num w:numId="1" w16cid:durableId="753667848">
+  <w:num w:numId="1" w16cid:durableId="961764799">
     <w:abstractNumId w:val="8"/>
   </w:num>
-  <w:num w:numId="2" w16cid:durableId="220216083">
+  <w:num w:numId="2" w16cid:durableId="21902242">
     <w:abstractNumId w:val="6"/>
   </w:num>
-  <w:num w:numId="3" w16cid:durableId="135026037">
+  <w:num w:numId="3" w16cid:durableId="678392605">
     <w:abstractNumId w:val="5"/>
   </w:num>
-  <w:num w:numId="4" w16cid:durableId="640111687">
+  <w:num w:numId="4" w16cid:durableId="1214463568">
     <w:abstractNumId w:val="4"/>
   </w:num>
-  <w:num w:numId="5" w16cid:durableId="324474188">
+  <w:num w:numId="5" w16cid:durableId="1179854437">
     <w:abstractNumId w:val="7"/>
   </w:num>
-  <w:num w:numId="6" w16cid:durableId="1904022961">
+  <w:num w:numId="6" w16cid:durableId="2094160177">
     <w:abstractNumId w:val="3"/>
   </w:num>
-  <w:num w:numId="7" w16cid:durableId="2052530011">
+  <w:num w:numId="7" w16cid:durableId="45836920">
     <w:abstractNumId w:val="2"/>
   </w:num>
-  <w:num w:numId="8" w16cid:durableId="2119712668">
+  <w:num w:numId="8" w16cid:durableId="1262300874">
     <w:abstractNumId w:val="1"/>
   </w:num>
-  <w:num w:numId="9" w16cid:durableId="1402827771">
+  <w:num w:numId="9" w16cid:durableId="1179933394">
     <w:abstractNumId w:val="0"/>
   </w:num>
 </w:numbering>
@@ -1738,12 +1628,12 @@
     <w:qFormat/>
     <w:rsid w:val="00FC693F"/>
     <w:pPr>
-      <w:spacing w:after="20" w:line="240" w:lineRule="auto"/>
+      <w:spacing w:after="0" w:line="240" w:lineRule="auto"/>
     </w:pPr>
     <w:rPr>
-      <w:rFonts w:ascii="Calibri" w:hAnsi="Calibri"/>
+      <w:rFonts w:ascii="Times New Roman" w:eastAsia="Times New Roman" w:hAnsi="Times New Roman"/>
       <w:color w:val="1F2937"/>
-      <w:sz w:val="18"/>
+      <w:sz w:val="16"/>
     </w:rPr>
   </w:style>
   <w:style w:type="paragraph" w:styleId="Heading1">
@@ -1757,7 +1647,7 @@
     <w:pPr>
       <w:keepNext/>
       <w:keepLines/>
-      <w:spacing w:before="480" w:after="0"/>
+      <w:spacing w:before="480"/>
       <w:outlineLvl w:val="0"/>
     </w:pPr>
     <w:rPr>
@@ -1781,7 +1671,7 @@
     <w:pPr>
       <w:keepNext/>
       <w:keepLines/>
-      <w:spacing w:before="200" w:after="0"/>
+      <w:spacing w:before="200"/>
       <w:outlineLvl w:val="1"/>
     </w:pPr>
     <w:rPr>
@@ -1805,7 +1695,7 @@
     <w:pPr>
       <w:keepNext/>
       <w:keepLines/>
-      <w:spacing w:before="200" w:after="0"/>
+      <w:spacing w:before="200"/>
       <w:outlineLvl w:val="2"/>
     </w:pPr>
     <w:rPr>
@@ -1828,7 +1718,7 @@
     <w:pPr>
       <w:keepNext/>
       <w:keepLines/>
-      <w:spacing w:before="200" w:after="0"/>
+      <w:spacing w:before="200"/>
       <w:outlineLvl w:val="3"/>
     </w:pPr>
     <w:rPr>
@@ -1853,7 +1743,7 @@
     <w:pPr>
       <w:keepNext/>
       <w:keepLines/>
-      <w:spacing w:before="200" w:after="0"/>
+      <w:spacing w:before="200"/>
       <w:outlineLvl w:val="4"/>
     </w:pPr>
     <w:rPr>
@@ -1874,7 +1764,7 @@
     <w:pPr>
       <w:keepNext/>
       <w:keepLines/>
-      <w:spacing w:before="200" w:after="0"/>
+      <w:spacing w:before="200"/>
       <w:outlineLvl w:val="5"/>
     </w:pPr>
     <w:rPr>
@@ -1897,7 +1787,7 @@
     <w:pPr>
       <w:keepNext/>
       <w:keepLines/>
-      <w:spacing w:before="200" w:after="0"/>
+      <w:spacing w:before="200"/>
       <w:outlineLvl w:val="6"/>
     </w:pPr>
     <w:rPr>
@@ -1920,7 +1810,7 @@
     <w:pPr>
       <w:keepNext/>
       <w:keepLines/>
-      <w:spacing w:before="200" w:after="0"/>
+      <w:spacing w:before="200"/>
       <w:outlineLvl w:val="7"/>
     </w:pPr>
     <w:rPr>
@@ -1943,7 +1833,7 @@
     <w:pPr>
       <w:keepNext/>
       <w:keepLines/>
-      <w:spacing w:before="200" w:after="0"/>
+      <w:spacing w:before="200"/>
       <w:outlineLvl w:val="8"/>
     </w:pPr>
     <w:rPr>
@@ -1958,6 +1848,7 @@
   <w:style w:type="character" w:default="1" w:styleId="DefaultParagraphFont">
     <w:name w:val="Default Paragraph Font"/>
     <w:uiPriority w:val="1"/>
+    <w:semiHidden/>
     <w:unhideWhenUsed/>
   </w:style>
   <w:style w:type="table" w:default="1" w:styleId="TableNormal">
@@ -1993,7 +1884,6 @@
         <w:tab w:val="center" w:pos="4680"/>
         <w:tab w:val="right" w:pos="9360"/>
       </w:tabs>
-      <w:spacing w:after="0"/>
     </w:pPr>
   </w:style>
   <w:style w:type="character" w:customStyle="1" w:styleId="HeaderChar">
@@ -2015,7 +1905,6 @@
         <w:tab w:val="center" w:pos="4680"/>
         <w:tab w:val="right" w:pos="9360"/>
       </w:tabs>
-      <w:spacing w:after="0"/>
     </w:pPr>
   </w:style>
   <w:style w:type="character" w:customStyle="1" w:styleId="FooterChar">
@@ -2165,9 +2054,6 @@
       <w:ind w:left="720"/>
       <w:contextualSpacing/>
     </w:pPr>
-    <w:rPr>
-      <w:sz w:val="17"/>
-    </w:rPr>
   </w:style>
   <w:style w:type="paragraph" w:styleId="BodyText">
     <w:name w:val="Body Text"/>
@@ -2216,7 +2102,6 @@
       <w:spacing w:after="120"/>
     </w:pPr>
     <w:rPr>
-      <w:sz w:val="16"/>
       <w:szCs w:val="16"/>
     </w:rPr>
   </w:style>
@@ -2274,11 +2159,9 @@
       <w:numPr>
         <w:numId w:val="1"/>
       </w:numPr>
+      <w:ind w:left="259" w:hanging="144"/>
       <w:contextualSpacing/>
     </w:pPr>
-    <w:rPr>
-      <w:sz w:val="17"/>
-    </w:rPr>
   </w:style>
   <w:style w:type="paragraph" w:styleId="ListBullet2">
     <w:name w:val="List Bullet 2"/>
@@ -2541,6 +2424,7 @@
       <w:b/>
       <w:bCs/>
       <w:color w:val="4F81BD" w:themeColor="accent1"/>
+      <w:sz w:val="18"/>
       <w:szCs w:val="18"/>
     </w:rPr>
   </w:style>
@@ -12735,41 +12619,6 @@
         <w:shd w:val="clear" w:color="auto" w:fill="FBCAA2" w:themeFill="accent6" w:themeFillTint="7F"/>
       </w:tcPr>
     </w:tblStylePr>
-  </w:style>
-  <w:style w:type="character" w:styleId="Hyperlink">
-    <w:name w:val="Hyperlink"/>
-    <w:basedOn w:val="DefaultParagraphFont"/>
-    <w:uiPriority w:val="99"/>
-    <w:unhideWhenUsed/>
-    <w:rsid w:val="00692C7E"/>
-    <w:rPr>
-      <w:color w:val="0000FF" w:themeColor="hyperlink"/>
-      <w:u w:val="single"/>
-    </w:rPr>
-  </w:style>
-  <w:style w:type="character" w:styleId="UnresolvedMention">
-    <w:name w:val="Unresolved Mention"/>
-    <w:basedOn w:val="DefaultParagraphFont"/>
-    <w:uiPriority w:val="99"/>
-    <w:semiHidden/>
-    <w:unhideWhenUsed/>
-    <w:rsid w:val="00692C7E"/>
-    <w:rPr>
-      <w:color w:val="605E5C"/>
-      <w:shd w:val="clear" w:color="auto" w:fill="E1DFDD"/>
-    </w:rPr>
-  </w:style>
-  <w:style w:type="character" w:styleId="FollowedHyperlink">
-    <w:name w:val="FollowedHyperlink"/>
-    <w:basedOn w:val="DefaultParagraphFont"/>
-    <w:uiPriority w:val="99"/>
-    <w:semiHidden/>
-    <w:unhideWhenUsed/>
-    <w:rsid w:val="00462AB7"/>
-    <w:rPr>
-      <w:color w:val="800080" w:themeColor="followedHyperlink"/>
-      <w:u w:val="single"/>
-    </w:rPr>
   </w:style>
 </w:styles>
 </file>
